--- a/task_6/GROUP ASSESSMENT.docx
+++ b/task_6/GROUP ASSESSMENT.docx
@@ -34063,8 +34063,8 @@
               <wp:wrapPolygon edited="1">
                 <wp:start x="0" y="0"/>
                 <wp:lineTo x="21621" y="0"/>
-                <wp:lineTo x="21621" y="21606"/>
-                <wp:lineTo x="0" y="21606"/>
+                <wp:lineTo x="21621" y="21607"/>
+                <wp:lineTo x="0" y="21607"/>
                 <wp:lineTo x="0" y="0"/>
               </wp:wrapPolygon>
             </wp:wrapThrough>
